--- a/The AC math.docx
+++ b/The AC math.docx
@@ -8830,7 +8830,7 @@
       <w:pPr>
         <w:numPr>
           <w:ilvl w:val="0"/>
-          <w:numId w:val="5"/>
+          <w:numId w:val="6"/>
         </w:numPr>
         <w:spacing w:after="0" w:afterAutospacing="0" w:before="240" w:lineRule="auto"/>
         <w:ind w:left="720" w:hanging="360"/>
@@ -8846,7 +8846,7 @@
       <w:pPr>
         <w:numPr>
           <w:ilvl w:val="0"/>
-          <w:numId w:val="5"/>
+          <w:numId w:val="6"/>
         </w:numPr>
         <w:spacing w:after="240" w:before="0" w:beforeAutospacing="0" w:lineRule="auto"/>
         <w:ind w:left="720" w:hanging="360"/>
@@ -9252,7 +9252,7 @@
       <w:pPr>
         <w:numPr>
           <w:ilvl w:val="0"/>
-          <w:numId w:val="9"/>
+          <w:numId w:val="10"/>
         </w:numPr>
         <w:spacing w:after="0" w:afterAutospacing="0" w:before="240" w:lineRule="auto"/>
         <w:ind w:left="720" w:hanging="360"/>
@@ -9268,7 +9268,7 @@
       <w:pPr>
         <w:numPr>
           <w:ilvl w:val="0"/>
-          <w:numId w:val="9"/>
+          <w:numId w:val="10"/>
         </w:numPr>
         <w:spacing w:after="0" w:afterAutospacing="0" w:before="0" w:beforeAutospacing="0" w:lineRule="auto"/>
         <w:ind w:left="720" w:hanging="360"/>
@@ -9284,7 +9284,7 @@
       <w:pPr>
         <w:numPr>
           <w:ilvl w:val="0"/>
-          <w:numId w:val="9"/>
+          <w:numId w:val="10"/>
         </w:numPr>
         <w:spacing w:after="0" w:afterAutospacing="0" w:before="0" w:beforeAutospacing="0" w:lineRule="auto"/>
         <w:ind w:left="720" w:hanging="360"/>
@@ -9300,7 +9300,7 @@
       <w:pPr>
         <w:numPr>
           <w:ilvl w:val="0"/>
-          <w:numId w:val="9"/>
+          <w:numId w:val="10"/>
         </w:numPr>
         <w:spacing w:after="0" w:afterAutospacing="0" w:before="0" w:beforeAutospacing="0" w:lineRule="auto"/>
         <w:ind w:left="720" w:hanging="360"/>
@@ -9316,7 +9316,7 @@
       <w:pPr>
         <w:numPr>
           <w:ilvl w:val="0"/>
-          <w:numId w:val="9"/>
+          <w:numId w:val="10"/>
         </w:numPr>
         <w:spacing w:after="240" w:before="0" w:beforeAutospacing="0" w:lineRule="auto"/>
         <w:ind w:left="720" w:hanging="360"/>
@@ -9738,7 +9738,7 @@
       <w:pPr>
         <w:numPr>
           <w:ilvl w:val="0"/>
-          <w:numId w:val="7"/>
+          <w:numId w:val="8"/>
         </w:numPr>
         <w:spacing w:after="0" w:afterAutospacing="0" w:before="240" w:lineRule="auto"/>
         <w:ind w:left="720" w:hanging="360"/>
@@ -9767,7 +9767,7 @@
       <w:pPr>
         <w:numPr>
           <w:ilvl w:val="0"/>
-          <w:numId w:val="7"/>
+          <w:numId w:val="8"/>
         </w:numPr>
         <w:spacing w:after="0" w:afterAutospacing="0" w:before="0" w:beforeAutospacing="0" w:lineRule="auto"/>
         <w:ind w:left="720" w:hanging="360"/>
@@ -9796,7 +9796,7 @@
       <w:pPr>
         <w:numPr>
           <w:ilvl w:val="0"/>
-          <w:numId w:val="7"/>
+          <w:numId w:val="8"/>
         </w:numPr>
         <w:spacing w:after="240" w:before="0" w:beforeAutospacing="0" w:lineRule="auto"/>
         <w:ind w:left="720" w:hanging="360"/>
@@ -9909,7 +9909,7 @@
       <w:pPr>
         <w:numPr>
           <w:ilvl w:val="0"/>
-          <w:numId w:val="6"/>
+          <w:numId w:val="7"/>
         </w:numPr>
         <w:spacing w:after="240" w:before="240" w:lineRule="auto"/>
         <w:ind w:left="720" w:hanging="360"/>
@@ -9973,7 +9973,7 @@
       <w:pPr>
         <w:numPr>
           <w:ilvl w:val="0"/>
-          <w:numId w:val="8"/>
+          <w:numId w:val="9"/>
         </w:numPr>
         <w:spacing w:after="0" w:afterAutospacing="0" w:before="240" w:lineRule="auto"/>
         <w:ind w:left="720" w:hanging="360"/>
@@ -9998,7 +9998,7 @@
       <w:pPr>
         <w:numPr>
           <w:ilvl w:val="0"/>
-          <w:numId w:val="8"/>
+          <w:numId w:val="9"/>
         </w:numPr>
         <w:spacing w:after="0" w:afterAutospacing="0" w:before="0" w:beforeAutospacing="0" w:lineRule="auto"/>
         <w:ind w:left="720" w:hanging="360"/>
@@ -10023,7 +10023,7 @@
       <w:pPr>
         <w:numPr>
           <w:ilvl w:val="0"/>
-          <w:numId w:val="8"/>
+          <w:numId w:val="9"/>
         </w:numPr>
         <w:spacing w:after="0" w:afterAutospacing="0" w:before="0" w:beforeAutospacing="0" w:lineRule="auto"/>
         <w:ind w:left="720" w:hanging="360"/>
@@ -10048,7 +10048,7 @@
       <w:pPr>
         <w:numPr>
           <w:ilvl w:val="0"/>
-          <w:numId w:val="8"/>
+          <w:numId w:val="9"/>
         </w:numPr>
         <w:spacing w:after="240" w:before="0" w:beforeAutospacing="0" w:lineRule="auto"/>
         <w:ind w:left="720" w:hanging="360"/>
@@ -10123,6 +10123,145 @@
           <w:rtl w:val="0"/>
         </w:rPr>
         <w:t xml:space="preserve">The operator preserves all core primitives:</w:t>
+      </w:r>
+    </w:p>
+    <w:p>
+      <w:pPr>
+        <w:numPr>
+          <w:ilvl w:val="0"/>
+          <w:numId w:val="5"/>
+        </w:numPr>
+        <w:spacing w:after="0" w:afterAutospacing="0" w:before="240" w:lineRule="auto"/>
+        <w:ind w:left="720" w:hanging="360"/>
+      </w:pPr>
+      <w:r>
+        <w:rPr>
+          <w:rtl w:val="0"/>
+        </w:rPr>
+        <w:t xml:space="preserve">multiplicative aggregation (POLI)</w:t>
+      </w:r>
+    </w:p>
+    <w:p>
+      <w:pPr>
+        <w:numPr>
+          <w:ilvl w:val="0"/>
+          <w:numId w:val="5"/>
+        </w:numPr>
+        <w:spacing w:after="0" w:afterAutospacing="0" w:before="0" w:beforeAutospacing="0" w:lineRule="auto"/>
+        <w:ind w:left="720" w:hanging="360"/>
+      </w:pPr>
+      <w:r>
+        <w:rPr>
+          <w:rtl w:val="0"/>
+        </w:rPr>
+        <w:t xml:space="preserve">min() floor constraints (JAM, SEVC)</w:t>
+      </w:r>
+    </w:p>
+    <w:p>
+      <w:pPr>
+        <w:numPr>
+          <w:ilvl w:val="0"/>
+          <w:numId w:val="5"/>
+        </w:numPr>
+        <w:spacing w:after="0" w:afterAutospacing="0" w:before="0" w:beforeAutospacing="0" w:lineRule="auto"/>
+        <w:ind w:left="720" w:hanging="360"/>
+      </w:pPr>
+      <w:r>
+        <w:rPr>
+          <w:rtl w:val="0"/>
+        </w:rPr>
+        <w:t xml:space="preserve">log gradients (optimization)</w:t>
+      </w:r>
+    </w:p>
+    <w:p>
+      <w:pPr>
+        <w:numPr>
+          <w:ilvl w:val="0"/>
+          <w:numId w:val="5"/>
+        </w:numPr>
+        <w:spacing w:after="240" w:before="0" w:beforeAutospacing="0" w:lineRule="auto"/>
+        <w:ind w:left="720" w:hanging="360"/>
+      </w:pPr>
+      <w:r>
+        <w:rPr>
+          <w:rtl w:val="0"/>
+        </w:rPr>
+        <w:t xml:space="preserve">bottleneck dominance (argmin (D_j))</w:t>
+      </w:r>
+    </w:p>
+    <w:p>
+      <w:pPr>
+        <w:spacing w:after="240" w:before="240" w:lineRule="auto"/>
+        <w:rPr/>
+      </w:pPr>
+      <w:r>
+        <w:rPr>
+          <w:rtl w:val="0"/>
+        </w:rPr>
+        <w:t xml:space="preserve">No new axioms are introduced; (\Phi) makes explicit the causal mechanism already implied by the premise.</w:t>
+      </w:r>
+    </w:p>
+    <w:p>
+      <w:pPr>
+        <w:pStyle w:val="Heading2"/>
+        <w:keepNext w:val="0"/>
+        <w:keepLines w:val="0"/>
+        <w:spacing w:after="80" w:lineRule="auto"/>
+        <w:rPr>
+          <w:b w:val="1"/>
+          <w:bCs w:val="1"/>
+          <w:sz w:val="34"/>
+          <w:szCs w:val="34"/>
+        </w:rPr>
+      </w:pPr>
+      <w:bookmarkStart w:colFirst="0" w:colLast="0" w:name="_vjqf577pph7x" w:id="10"/>
+      <w:bookmarkEnd w:id="10"/>
+      <w:r>
+        <w:rPr>
+          <w:b w:val="1"/>
+          <w:bCs w:val="1"/>
+          <w:sz w:val="34"/>
+          <w:szCs w:val="34"/>
+          <w:rtl w:val="0"/>
+        </w:rPr>
+        <w:t xml:space="preserve">X.10 Feasibility Constraints on Φ</w:t>
+      </w:r>
+    </w:p>
+    <w:p>
+      <w:pPr>
+        <w:spacing w:after="240" w:before="240" w:lineRule="auto"/>
+        <w:rPr/>
+      </w:pPr>
+      <w:r>
+        <w:rPr>
+          <w:rtl w:val="0"/>
+        </w:rPr>
+        <w:t xml:space="preserve">Something like:</w:t>
+      </w:r>
+    </w:p>
+    <w:p>
+      <w:pPr>
+        <w:spacing w:after="240" w:before="240" w:lineRule="auto"/>
+        <w:rPr/>
+      </w:pPr>
+      <w:r>
+        <w:rPr>
+          <w:rFonts w:ascii="Arial Unicode MS" w:cs="Arial Unicode MS" w:eastAsia="Arial Unicode MS" w:hAnsi="Arial Unicode MS"/>
+          <w:rtl w:val="0"/>
+        </w:rPr>
+        <w:t xml:space="preserve">∥Δ(Pi,Oi,Li,Ii,EHi)∥≤f(at,Et)\|\Delta (P_i, O_i, L_i, I_i, EH_i)\| \leq f(a_t, \mathcal{E}_t)∥Δ(Pi​,Oi​,Li​,Ii​,EHi​)∥≤f(at​,Et​)</w:t>
+      </w:r>
+    </w:p>
+    <w:p>
+      <w:pPr>
+        <w:spacing w:after="240" w:before="240" w:lineRule="auto"/>
+        <w:rPr/>
+      </w:pPr>
+      <w:r>
+        <w:rPr>
+          <w:rtl w:val="0"/>
+        </w:rPr>
+        <w:t xml:space="preserve">Where:</w:t>
       </w:r>
     </w:p>
     <w:p>
@@ -10138,39 +10277,7 @@
         <w:rPr>
           <w:rtl w:val="0"/>
         </w:rPr>
-        <w:t xml:space="preserve">multiplicative aggregation (POLI)</w:t>
-      </w:r>
-    </w:p>
-    <w:p>
-      <w:pPr>
-        <w:numPr>
-          <w:ilvl w:val="0"/>
-          <w:numId w:val="4"/>
-        </w:numPr>
-        <w:spacing w:after="0" w:afterAutospacing="0" w:before="0" w:beforeAutospacing="0" w:lineRule="auto"/>
-        <w:ind w:left="720" w:hanging="360"/>
-      </w:pPr>
-      <w:r>
-        <w:rPr>
-          <w:rtl w:val="0"/>
-        </w:rPr>
-        <w:t xml:space="preserve">min() floor constraints (JAM, SEVC)</w:t>
-      </w:r>
-    </w:p>
-    <w:p>
-      <w:pPr>
-        <w:numPr>
-          <w:ilvl w:val="0"/>
-          <w:numId w:val="4"/>
-        </w:numPr>
-        <w:spacing w:after="0" w:afterAutospacing="0" w:before="0" w:beforeAutospacing="0" w:lineRule="auto"/>
-        <w:ind w:left="720" w:hanging="360"/>
-      </w:pPr>
-      <w:r>
-        <w:rPr>
-          <w:rtl w:val="0"/>
-        </w:rPr>
-        <w:t xml:space="preserve">log gradients (optimization)</w:t>
+        <w:t xml:space="preserve">f = environment + resource + time constraints</w:t>
       </w:r>
     </w:p>
     <w:p>
@@ -10186,7 +10293,7 @@
         <w:rPr>
           <w:rtl w:val="0"/>
         </w:rPr>
-        <w:t xml:space="preserve">bottleneck dominance (argmin (D_j))</w:t>
+        <w:t xml:space="preserve">ensures transformations are physically/economically plausible</w:t>
       </w:r>
     </w:p>
     <w:p>
@@ -10195,10 +10302,39 @@
         <w:rPr/>
       </w:pPr>
       <w:r>
-        <w:rPr>
-          <w:rtl w:val="0"/>
-        </w:rPr>
-        <w:t xml:space="preserve">No new axioms are introduced; (\Phi) makes explicit the causal mechanism already implied by the premise.</w:t>
+        <w:pict>
+          <v:rect style="width:0.0pt;height:1.5pt" o:hr="t" o:hrstd="t" o:hralign="center" fillcolor="#A0A0A0" stroked="f"/>
+        </w:pict>
+      </w:r>
+      <w:r>
+        <w:rPr>
+          <w:rtl w:val="0"/>
+        </w:rPr>
+      </w:r>
+    </w:p>
+    <w:p>
+      <w:pPr>
+        <w:spacing w:after="240" w:before="240" w:lineRule="auto"/>
+        <w:rPr/>
+      </w:pPr>
+      <w:r>
+        <w:rPr>
+          <w:rtl w:val="0"/>
+        </w:rPr>
+        <w:t xml:space="preserve">And ideally:</w:t>
+      </w:r>
+    </w:p>
+    <w:p>
+      <w:pPr>
+        <w:spacing w:after="240" w:before="240" w:lineRule="auto"/>
+        <w:rPr/>
+      </w:pPr>
+      <w:r>
+        <w:rPr>
+          <w:rFonts w:ascii="Arial Unicode MS" w:cs="Arial Unicode MS" w:eastAsia="Arial Unicode MS" w:hAnsi="Arial Unicode MS"/>
+          <w:rtl w:val="0"/>
+        </w:rPr>
+        <w:t xml:space="preserve">Δdi∝effort×leverage×bottleneck sensitivity\Delta d_i \propto \text{effort} \times \text{leverage} \times \text{bottleneck sensitivity}Δdi​∝effort×leverage×bottleneck sensitivity </w:t>
       </w:r>
     </w:p>
     <w:p>
@@ -10230,8 +10366,8 @@
           <w:szCs w:val="34"/>
         </w:rPr>
       </w:pPr>
-      <w:bookmarkStart w:colFirst="0" w:colLast="0" w:name="_9fsghhg41z8q" w:id="10"/>
-      <w:bookmarkEnd w:id="10"/>
+      <w:bookmarkStart w:colFirst="0" w:colLast="0" w:name="_9fsghhg41z8q" w:id="11"/>
+      <w:bookmarkEnd w:id="11"/>
       <w:r>
         <w:rPr>
           <w:b w:val="1"/>
@@ -10988,6 +11124,116 @@
   <w:abstractNum w:abstractNumId="7">
     <w:lvl w:ilvl="0">
       <w:start w:val="1"/>
+      <w:numFmt w:val="bullet"/>
+      <w:lvlText w:val="●"/>
+      <w:lvlJc w:val="left"/>
+      <w:pPr>
+        <w:ind w:left="720" w:hanging="360"/>
+      </w:pPr>
+      <w:rPr>
+        <w:u w:val="none"/>
+      </w:rPr>
+    </w:lvl>
+    <w:lvl w:ilvl="1">
+      <w:start w:val="1"/>
+      <w:numFmt w:val="bullet"/>
+      <w:lvlText w:val="○"/>
+      <w:lvlJc w:val="left"/>
+      <w:pPr>
+        <w:ind w:left="1440" w:hanging="360"/>
+      </w:pPr>
+      <w:rPr>
+        <w:u w:val="none"/>
+      </w:rPr>
+    </w:lvl>
+    <w:lvl w:ilvl="2">
+      <w:start w:val="1"/>
+      <w:numFmt w:val="bullet"/>
+      <w:lvlText w:val="■"/>
+      <w:lvlJc w:val="left"/>
+      <w:pPr>
+        <w:ind w:left="2160" w:hanging="360"/>
+      </w:pPr>
+      <w:rPr>
+        <w:u w:val="none"/>
+      </w:rPr>
+    </w:lvl>
+    <w:lvl w:ilvl="3">
+      <w:start w:val="1"/>
+      <w:numFmt w:val="bullet"/>
+      <w:lvlText w:val="●"/>
+      <w:lvlJc w:val="left"/>
+      <w:pPr>
+        <w:ind w:left="2880" w:hanging="360"/>
+      </w:pPr>
+      <w:rPr>
+        <w:u w:val="none"/>
+      </w:rPr>
+    </w:lvl>
+    <w:lvl w:ilvl="4">
+      <w:start w:val="1"/>
+      <w:numFmt w:val="bullet"/>
+      <w:lvlText w:val="○"/>
+      <w:lvlJc w:val="left"/>
+      <w:pPr>
+        <w:ind w:left="3600" w:hanging="360"/>
+      </w:pPr>
+      <w:rPr>
+        <w:u w:val="none"/>
+      </w:rPr>
+    </w:lvl>
+    <w:lvl w:ilvl="5">
+      <w:start w:val="1"/>
+      <w:numFmt w:val="bullet"/>
+      <w:lvlText w:val="■"/>
+      <w:lvlJc w:val="left"/>
+      <w:pPr>
+        <w:ind w:left="4320" w:hanging="360"/>
+      </w:pPr>
+      <w:rPr>
+        <w:u w:val="none"/>
+      </w:rPr>
+    </w:lvl>
+    <w:lvl w:ilvl="6">
+      <w:start w:val="1"/>
+      <w:numFmt w:val="bullet"/>
+      <w:lvlText w:val="●"/>
+      <w:lvlJc w:val="left"/>
+      <w:pPr>
+        <w:ind w:left="5040" w:hanging="360"/>
+      </w:pPr>
+      <w:rPr>
+        <w:u w:val="none"/>
+      </w:rPr>
+    </w:lvl>
+    <w:lvl w:ilvl="7">
+      <w:start w:val="1"/>
+      <w:numFmt w:val="bullet"/>
+      <w:lvlText w:val="○"/>
+      <w:lvlJc w:val="left"/>
+      <w:pPr>
+        <w:ind w:left="5760" w:hanging="360"/>
+      </w:pPr>
+      <w:rPr>
+        <w:u w:val="none"/>
+      </w:rPr>
+    </w:lvl>
+    <w:lvl w:ilvl="8">
+      <w:start w:val="1"/>
+      <w:numFmt w:val="bullet"/>
+      <w:lvlText w:val="■"/>
+      <w:lvlJc w:val="left"/>
+      <w:pPr>
+        <w:ind w:left="6480" w:hanging="360"/>
+      </w:pPr>
+      <w:rPr>
+        <w:u w:val="none"/>
+      </w:rPr>
+    </w:lvl>
+  </w:abstractNum>
+  <w:abstractNum w:abstractNumId="8">
+    <w:lvl w:ilvl="0">
+      <w:start w:val="1"/>
       <w:numFmt w:val="decimal"/>
       <w:lvlText w:val="%1."/>
       <w:lvlJc w:val="left"/>
@@ -11095,7 +11341,7 @@
       </w:rPr>
     </w:lvl>
   </w:abstractNum>
-  <w:abstractNum w:abstractNumId="8">
+  <w:abstractNum w:abstractNumId="9">
     <w:lvl w:ilvl="0">
       <w:start w:val="1"/>
       <w:numFmt w:val="bullet"/>
@@ -11205,7 +11451,7 @@
       </w:rPr>
     </w:lvl>
   </w:abstractNum>
-  <w:abstractNum w:abstractNumId="9">
+  <w:abstractNum w:abstractNumId="10">
     <w:lvl w:ilvl="0">
       <w:start w:val="1"/>
       <w:numFmt w:val="bullet"/>
@@ -11341,6 +11587,9 @@
   </w:num>
   <w:num w:numId="9">
     <w:abstractNumId w:val="9"/>
+  </w:num>
+  <w:num w:numId="10">
+    <w:abstractNumId w:val="10"/>
   </w:num>
 </w:numbering>
 </file>
